--- a/Reports/Muhammad Hashir Ashraf 408557 Lab Report #03.docx
+++ b/Reports/Muhammad Hashir Ashraf 408557 Lab Report #03.docx
@@ -6372,9 +6372,9 @@
           <w:sz w:val="18"/>
         </w:rPr>
         <w:drawing>
-          <wp:inline distT="0" distB="0" distL="0" distR="0" wp14:anchorId="739922B4" wp14:editId="5BD4BE04">
-            <wp:extent cx="6083300" cy="1327785"/>
-            <wp:effectExtent l="0" t="0" r="0" b="5715"/>
+          <wp:inline distT="0" distB="0" distL="0" distR="0" wp14:anchorId="739922B4" wp14:editId="54B9F380">
+            <wp:extent cx="6083300" cy="1752600"/>
+            <wp:effectExtent l="0" t="0" r="0" b="0"/>
             <wp:docPr id="1640098340" name="Picture 1"/>
             <wp:cNvGraphicFramePr>
               <a:graphicFrameLocks xmlns:a="http://schemas.openxmlformats.org/drawingml/2006/main" noChangeAspect="1"/>
@@ -6395,7 +6395,7 @@
                   <pic:spPr>
                     <a:xfrm>
                       <a:off x="0" y="0"/>
-                      <a:ext cx="6083300" cy="1327785"/>
+                      <a:ext cx="6083300" cy="1752600"/>
                     </a:xfrm>
                     <a:prstGeom prst="rect">
                       <a:avLst/>
@@ -18954,6 +18954,47 @@
           <w:szCs w:val="36"/>
         </w:rPr>
       </w:pPr>
+      <w:r>
+        <w:rPr>
+          <w:b/>
+          <w:szCs w:val="36"/>
+        </w:rPr>
+        <w:drawing>
+          <wp:inline distT="0" distB="0" distL="0" distR="0" wp14:anchorId="3759ED39" wp14:editId="4D911E40">
+            <wp:extent cx="6083300" cy="4764405"/>
+            <wp:effectExtent l="0" t="0" r="0" b="0"/>
+            <wp:docPr id="951205802" name="Picture 1"/>
+            <wp:cNvGraphicFramePr>
+              <a:graphicFrameLocks xmlns:a="http://schemas.openxmlformats.org/drawingml/2006/main" noChangeAspect="1"/>
+            </wp:cNvGraphicFramePr>
+            <a:graphic xmlns:a="http://schemas.openxmlformats.org/drawingml/2006/main">
+              <a:graphicData uri="http://schemas.openxmlformats.org/drawingml/2006/picture">
+                <pic:pic xmlns:pic="http://schemas.openxmlformats.org/drawingml/2006/picture">
+                  <pic:nvPicPr>
+                    <pic:cNvPr id="951205802" name=""/>
+                    <pic:cNvPicPr/>
+                  </pic:nvPicPr>
+                  <pic:blipFill>
+                    <a:blip r:embed="rId18"/>
+                    <a:stretch>
+                      <a:fillRect/>
+                    </a:stretch>
+                  </pic:blipFill>
+                  <pic:spPr>
+                    <a:xfrm>
+                      <a:off x="0" y="0"/>
+                      <a:ext cx="6083300" cy="4764405"/>
+                    </a:xfrm>
+                    <a:prstGeom prst="rect">
+                      <a:avLst/>
+                    </a:prstGeom>
+                  </pic:spPr>
+                </pic:pic>
+              </a:graphicData>
+            </a:graphic>
+          </wp:inline>
+        </w:drawing>
+      </w:r>
     </w:p>
     <w:p>
       <w:pPr>
@@ -19095,9 +19136,15 @@
       </w:pPr>
     </w:p>
     <w:sectPr>
-      <w:footerReference w:type="default" r:id="rId18"/>
+      <w:footerReference w:type="default" r:id="rId19"/>
       <w:pgSz w:w="12240" w:h="15840"/>
       <w:pgMar w:top="1440" w:right="1320" w:bottom="1260" w:left="1340" w:header="0" w:footer="1061" w:gutter="0"/>
+      <w:pgBorders w:offsetFrom="page">
+        <w:top w:val="thinThickSmallGap" w:sz="24" w:space="24" w:color="548DD4" w:themeColor="text2" w:themeTint="99"/>
+        <w:left w:val="thinThickSmallGap" w:sz="24" w:space="24" w:color="548DD4" w:themeColor="text2" w:themeTint="99"/>
+        <w:bottom w:val="thickThinSmallGap" w:sz="24" w:space="24" w:color="548DD4" w:themeColor="text2" w:themeTint="99"/>
+        <w:right w:val="thickThinSmallGap" w:sz="24" w:space="24" w:color="548DD4" w:themeColor="text2" w:themeTint="99"/>
+      </w:pgBorders>
       <w:cols w:space="720"/>
     </w:sectPr>
   </w:body>
